--- a/finalProject/documents/CMIS-1150-FinalProjectReport-MBonal.docx
+++ b/finalProject/documents/CMIS-1150-FinalProjectReport-MBonal.docx
@@ -87,24 +87,87 @@
         <w:rPr>
           <w:rFonts w:ascii="Times New Roman" w:hAnsi="Times New Roman" w:cs="Times New Roman"/>
         </w:rPr>
-        <w:t>Each page was considered carefully for both design and responsive ability. My overall design remained consistent with proposal</w:t>
-      </w:r>
-      <w:r>
-        <w:rPr>
-          <w:rFonts w:ascii="Times New Roman" w:hAnsi="Times New Roman" w:cs="Times New Roman"/>
-        </w:rPr>
-        <w:t xml:space="preserve"> dark programmer scheme to represent </w:t>
-      </w:r>
-      <w:r>
-        <w:rPr>
-          <w:rFonts w:ascii="Times New Roman" w:hAnsi="Times New Roman" w:cs="Times New Roman"/>
-        </w:rPr>
-        <w:t xml:space="preserve">dark mode of a computer’s code editor. </w:t>
+        <w:t xml:space="preserve">Each page was considered carefully for both design and responsive ability. </w:t>
+      </w:r>
+      <w:r>
+        <w:rPr>
+          <w:rFonts w:ascii="Times New Roman" w:hAnsi="Times New Roman" w:cs="Times New Roman"/>
+        </w:rPr>
+        <w:t>3 external links were included: LinkedIn, GitHub, Email.</w:t>
+      </w:r>
+      <w:r>
+        <w:rPr>
+          <w:rFonts w:ascii="Times New Roman" w:hAnsi="Times New Roman" w:cs="Times New Roman"/>
+        </w:rPr>
+        <w:t xml:space="preserve"> Navigation was also included, minimizing to a hamburger upon resize. Images, </w:t>
+      </w:r>
+      <w:r>
+        <w:rPr>
+          <w:rFonts w:ascii="Times New Roman" w:hAnsi="Times New Roman" w:cs="Times New Roman"/>
+        </w:rPr>
+        <w:t>tables</w:t>
+      </w:r>
+      <w:r>
+        <w:rPr>
+          <w:rFonts w:ascii="Times New Roman" w:hAnsi="Times New Roman" w:cs="Times New Roman"/>
+        </w:rPr>
+        <w:t xml:space="preserve">, lists, paragraphs, and </w:t>
+      </w:r>
+      <w:r>
+        <w:rPr>
+          <w:rFonts w:ascii="Times New Roman" w:hAnsi="Times New Roman" w:cs="Times New Roman"/>
+        </w:rPr>
+        <w:t>forms have also been included.</w:t>
+      </w:r>
+      <w:r>
+        <w:rPr>
+          <w:rFonts w:ascii="Times New Roman" w:hAnsi="Times New Roman" w:cs="Times New Roman"/>
+        </w:rPr>
+        <w:t xml:space="preserve"> Bootstrap was implemented to add column breaking responsive nature and navigation, button, image, table, and list components.</w:t>
+      </w:r>
+      <w:r>
+        <w:rPr>
+          <w:rFonts w:ascii="Times New Roman" w:hAnsi="Times New Roman" w:cs="Times New Roman"/>
+        </w:rPr>
+        <w:t xml:space="preserve"> All requirements and semantic elements listed in Final Project document were completed to the best of my ability and knowledge.</w:t>
       </w:r>
     </w:p>
     <w:p>
       <w:pPr>
         <w:spacing w:line="480" w:lineRule="auto"/>
+        <w:ind w:firstLine="720"/>
+        <w:rPr>
+          <w:rFonts w:ascii="Times New Roman" w:hAnsi="Times New Roman" w:cs="Times New Roman"/>
+        </w:rPr>
+      </w:pPr>
+      <w:r>
+        <w:rPr>
+          <w:rFonts w:ascii="Times New Roman" w:hAnsi="Times New Roman" w:cs="Times New Roman"/>
+        </w:rPr>
+        <w:t>My overall design remained consistent with proposal</w:t>
+      </w:r>
+      <w:r>
+        <w:rPr>
+          <w:rFonts w:ascii="Times New Roman" w:hAnsi="Times New Roman" w:cs="Times New Roman"/>
+        </w:rPr>
+        <w:t xml:space="preserve"> dark programmer scheme to represent </w:t>
+      </w:r>
+      <w:r>
+        <w:rPr>
+          <w:rFonts w:ascii="Times New Roman" w:hAnsi="Times New Roman" w:cs="Times New Roman"/>
+        </w:rPr>
+        <w:t xml:space="preserve">dark mode of a computer’s code editor. </w:t>
+      </w:r>
+      <w:r>
+        <w:rPr>
+          <w:rFonts w:ascii="Times New Roman" w:hAnsi="Times New Roman" w:cs="Times New Roman"/>
+        </w:rPr>
+        <w:t>Accessibility and best practice were kept in mind while developing this project.</w:t>
+      </w:r>
+    </w:p>
+    <w:p>
+      <w:pPr>
+        <w:spacing w:line="480" w:lineRule="auto"/>
         <w:rPr>
           <w:rFonts w:ascii="Times New Roman" w:hAnsi="Times New Roman" w:cs="Times New Roman"/>
           <w:i/>
@@ -184,20 +247,31 @@
           <w:iCs/>
         </w:rPr>
       </w:pPr>
-      <w:r>
+    </w:p>
+    <w:p>
+      <w:pPr>
+        <w:spacing w:line="480" w:lineRule="auto"/>
         <w:rPr>
           <w:rFonts w:ascii="Times New Roman" w:hAnsi="Times New Roman" w:cs="Times New Roman"/>
           <w:i/>
           <w:iCs/>
         </w:rPr>
-        <w:t>Challenges</w:t>
-      </w:r>
+      </w:pPr>
       <w:r>
         <w:rPr>
           <w:rFonts w:ascii="Times New Roman" w:hAnsi="Times New Roman" w:cs="Times New Roman"/>
           <w:i/>
           <w:iCs/>
         </w:rPr>
+        <w:lastRenderedPageBreak/>
+        <w:t>Challenges</w:t>
+      </w:r>
+      <w:r>
+        <w:rPr>
+          <w:rFonts w:ascii="Times New Roman" w:hAnsi="Times New Roman" w:cs="Times New Roman"/>
+          <w:i/>
+          <w:iCs/>
+        </w:rPr>
         <w:t>:</w:t>
       </w:r>
     </w:p>
@@ -255,14 +329,7 @@
         <w:rPr>
           <w:rFonts w:ascii="Times New Roman" w:hAnsi="Times New Roman" w:cs="Times New Roman"/>
         </w:rPr>
-        <w:t xml:space="preserve">the right most position when not resized for mobile, however, I wanted the navigation links to remain centered </w:t>
-      </w:r>
-      <w:r>
-        <w:rPr>
-          <w:rFonts w:ascii="Times New Roman" w:hAnsi="Times New Roman" w:cs="Times New Roman"/>
-        </w:rPr>
-        <w:lastRenderedPageBreak/>
-        <w:t xml:space="preserve">until mobile/tablet mode entered. I had to do external research to find the proper </w:t>
+        <w:t xml:space="preserve">the right most position when not resized for mobile, however, I wanted the navigation links to remain centered until mobile/tablet mode entered. I had to do external research to find the proper </w:t>
       </w:r>
       <w:r>
         <w:rPr>
@@ -282,6 +349,417 @@
         </w:rPr>
         <w:t xml:space="preserve"> to ensure it was centered.</w:t>
       </w:r>
+    </w:p>
+    <w:p>
+      <w:pPr>
+        <w:spacing w:line="480" w:lineRule="auto"/>
+        <w:ind w:firstLine="720"/>
+        <w:rPr>
+          <w:rFonts w:ascii="Times New Roman" w:hAnsi="Times New Roman" w:cs="Times New Roman"/>
+        </w:rPr>
+      </w:pPr>
+    </w:p>
+    <w:tbl>
+      <w:tblPr>
+        <w:tblStyle w:val="TableGrid"/>
+        <w:tblW w:w="0" w:type="auto"/>
+        <w:tblLook w:val="04A0" w:firstRow="1" w:lastRow="0" w:firstColumn="1" w:lastColumn="0" w:noHBand="0" w:noVBand="1"/>
+      </w:tblPr>
+      <w:tblGrid>
+        <w:gridCol w:w="9350"/>
+      </w:tblGrid>
+      <w:tr>
+        <w:tc>
+          <w:tcPr>
+            <w:tcW w:w="9350" w:type="dxa"/>
+            <w:shd w:val="clear" w:color="auto" w:fill="A5C9EB" w:themeFill="text2" w:themeFillTint="40"/>
+          </w:tcPr>
+          <w:p>
+            <w:pPr>
+              <w:spacing w:line="480" w:lineRule="auto"/>
+              <w:jc w:val="center"/>
+              <w:rPr>
+                <w:rFonts w:ascii="Times New Roman" w:hAnsi="Times New Roman" w:cs="Times New Roman"/>
+              </w:rPr>
+            </w:pPr>
+            <w:r>
+              <w:rPr>
+                <w:rFonts w:ascii="Times New Roman" w:hAnsi="Times New Roman" w:cs="Times New Roman"/>
+              </w:rPr>
+              <w:t>Project Folder Setup:</w:t>
+            </w:r>
+          </w:p>
+        </w:tc>
+      </w:tr>
+      <w:tr>
+        <w:tc>
+          <w:tcPr>
+            <w:tcW w:w="9350" w:type="dxa"/>
+          </w:tcPr>
+          <w:p>
+            <w:pPr>
+              <w:pStyle w:val="ListParagraph"/>
+              <w:numPr>
+                <w:ilvl w:val="0"/>
+                <w:numId w:val="2"/>
+              </w:numPr>
+              <w:rPr>
+                <w:rFonts w:ascii="Times New Roman" w:hAnsi="Times New Roman" w:cs="Times New Roman"/>
+              </w:rPr>
+            </w:pPr>
+            <w:r>
+              <w:rPr>
+                <w:rFonts w:ascii="Times New Roman" w:hAnsi="Times New Roman" w:cs="Times New Roman"/>
+              </w:rPr>
+              <w:t>FinalProject</w:t>
+            </w:r>
+          </w:p>
+          <w:p>
+            <w:pPr>
+              <w:pStyle w:val="ListParagraph"/>
+              <w:numPr>
+                <w:ilvl w:val="1"/>
+                <w:numId w:val="2"/>
+              </w:numPr>
+              <w:rPr>
+                <w:rFonts w:ascii="Times New Roman" w:hAnsi="Times New Roman" w:cs="Times New Roman"/>
+              </w:rPr>
+            </w:pPr>
+            <w:r>
+              <w:rPr>
+                <w:rFonts w:ascii="Times New Roman" w:hAnsi="Times New Roman" w:cs="Times New Roman"/>
+              </w:rPr>
+              <w:t xml:space="preserve">static </w:t>
+            </w:r>
+          </w:p>
+          <w:p>
+            <w:pPr>
+              <w:pStyle w:val="ListParagraph"/>
+              <w:numPr>
+                <w:ilvl w:val="2"/>
+                <w:numId w:val="2"/>
+              </w:numPr>
+              <w:rPr>
+                <w:rFonts w:ascii="Times New Roman" w:hAnsi="Times New Roman" w:cs="Times New Roman"/>
+              </w:rPr>
+            </w:pPr>
+            <w:r>
+              <w:rPr>
+                <w:rFonts w:ascii="Times New Roman" w:hAnsi="Times New Roman" w:cs="Times New Roman"/>
+              </w:rPr>
+              <w:t>css</w:t>
+            </w:r>
+          </w:p>
+          <w:p>
+            <w:pPr>
+              <w:pStyle w:val="ListParagraph"/>
+              <w:numPr>
+                <w:ilvl w:val="3"/>
+                <w:numId w:val="2"/>
+              </w:numPr>
+              <w:rPr>
+                <w:rFonts w:ascii="Times New Roman" w:hAnsi="Times New Roman" w:cs="Times New Roman"/>
+              </w:rPr>
+            </w:pPr>
+            <w:r>
+              <w:rPr>
+                <w:rFonts w:ascii="Times New Roman" w:hAnsi="Times New Roman" w:cs="Times New Roman"/>
+              </w:rPr>
+              <w:t>about.css</w:t>
+            </w:r>
+          </w:p>
+          <w:p>
+            <w:pPr>
+              <w:pStyle w:val="ListParagraph"/>
+              <w:numPr>
+                <w:ilvl w:val="3"/>
+                <w:numId w:val="2"/>
+              </w:numPr>
+              <w:rPr>
+                <w:rFonts w:ascii="Times New Roman" w:hAnsi="Times New Roman" w:cs="Times New Roman"/>
+              </w:rPr>
+            </w:pPr>
+            <w:r>
+              <w:rPr>
+                <w:rFonts w:ascii="Times New Roman" w:hAnsi="Times New Roman" w:cs="Times New Roman"/>
+              </w:rPr>
+              <w:t>contact.css</w:t>
+            </w:r>
+          </w:p>
+          <w:p>
+            <w:pPr>
+              <w:pStyle w:val="ListParagraph"/>
+              <w:numPr>
+                <w:ilvl w:val="3"/>
+                <w:numId w:val="2"/>
+              </w:numPr>
+              <w:rPr>
+                <w:rFonts w:ascii="Times New Roman" w:hAnsi="Times New Roman" w:cs="Times New Roman"/>
+              </w:rPr>
+            </w:pPr>
+            <w:r>
+              <w:rPr>
+                <w:rFonts w:ascii="Times New Roman" w:hAnsi="Times New Roman" w:cs="Times New Roman"/>
+              </w:rPr>
+              <w:t>home.css</w:t>
+            </w:r>
+          </w:p>
+          <w:p>
+            <w:pPr>
+              <w:pStyle w:val="ListParagraph"/>
+              <w:numPr>
+                <w:ilvl w:val="3"/>
+                <w:numId w:val="2"/>
+              </w:numPr>
+              <w:rPr>
+                <w:rFonts w:ascii="Times New Roman" w:hAnsi="Times New Roman" w:cs="Times New Roman"/>
+              </w:rPr>
+            </w:pPr>
+            <w:r>
+              <w:rPr>
+                <w:rFonts w:ascii="Times New Roman" w:hAnsi="Times New Roman" w:cs="Times New Roman"/>
+              </w:rPr>
+              <w:t>projects.css</w:t>
+            </w:r>
+          </w:p>
+          <w:p>
+            <w:pPr>
+              <w:pStyle w:val="ListParagraph"/>
+              <w:numPr>
+                <w:ilvl w:val="3"/>
+                <w:numId w:val="2"/>
+              </w:numPr>
+              <w:rPr>
+                <w:rFonts w:ascii="Times New Roman" w:hAnsi="Times New Roman" w:cs="Times New Roman"/>
+              </w:rPr>
+            </w:pPr>
+            <w:r>
+              <w:rPr>
+                <w:rFonts w:ascii="Times New Roman" w:hAnsi="Times New Roman" w:cs="Times New Roman"/>
+              </w:rPr>
+              <w:t>resume.css</w:t>
+            </w:r>
+          </w:p>
+          <w:p>
+            <w:pPr>
+              <w:pStyle w:val="ListParagraph"/>
+              <w:numPr>
+                <w:ilvl w:val="3"/>
+                <w:numId w:val="2"/>
+              </w:numPr>
+              <w:rPr>
+                <w:rFonts w:ascii="Times New Roman" w:hAnsi="Times New Roman" w:cs="Times New Roman"/>
+              </w:rPr>
+            </w:pPr>
+            <w:r>
+              <w:rPr>
+                <w:rFonts w:ascii="Times New Roman" w:hAnsi="Times New Roman" w:cs="Times New Roman"/>
+              </w:rPr>
+              <w:t>skills.css</w:t>
+            </w:r>
+          </w:p>
+          <w:p>
+            <w:pPr>
+              <w:pStyle w:val="ListParagraph"/>
+              <w:numPr>
+                <w:ilvl w:val="2"/>
+                <w:numId w:val="2"/>
+              </w:numPr>
+              <w:rPr>
+                <w:rFonts w:ascii="Times New Roman" w:hAnsi="Times New Roman" w:cs="Times New Roman"/>
+              </w:rPr>
+            </w:pPr>
+            <w:r>
+              <w:rPr>
+                <w:rFonts w:ascii="Times New Roman" w:hAnsi="Times New Roman" w:cs="Times New Roman"/>
+              </w:rPr>
+              <w:t>img</w:t>
+            </w:r>
+          </w:p>
+          <w:p>
+            <w:pPr>
+              <w:pStyle w:val="ListParagraph"/>
+              <w:numPr>
+                <w:ilvl w:val="2"/>
+                <w:numId w:val="2"/>
+              </w:numPr>
+              <w:rPr>
+                <w:rFonts w:ascii="Times New Roman" w:hAnsi="Times New Roman" w:cs="Times New Roman"/>
+              </w:rPr>
+            </w:pPr>
+            <w:r>
+              <w:rPr>
+                <w:rFonts w:ascii="Times New Roman" w:hAnsi="Times New Roman" w:cs="Times New Roman"/>
+              </w:rPr>
+              <w:t>js</w:t>
+            </w:r>
+          </w:p>
+          <w:p>
+            <w:pPr>
+              <w:pStyle w:val="ListParagraph"/>
+              <w:numPr>
+                <w:ilvl w:val="2"/>
+                <w:numId w:val="2"/>
+              </w:numPr>
+              <w:rPr>
+                <w:rFonts w:ascii="Times New Roman" w:hAnsi="Times New Roman" w:cs="Times New Roman"/>
+              </w:rPr>
+            </w:pPr>
+            <w:r>
+              <w:rPr>
+                <w:rFonts w:ascii="Times New Roman" w:hAnsi="Times New Roman" w:cs="Times New Roman"/>
+              </w:rPr>
+              <w:t>resume file</w:t>
+            </w:r>
+          </w:p>
+          <w:p>
+            <w:pPr>
+              <w:pStyle w:val="ListParagraph"/>
+              <w:numPr>
+                <w:ilvl w:val="0"/>
+                <w:numId w:val="2"/>
+              </w:numPr>
+              <w:rPr>
+                <w:rFonts w:ascii="Times New Roman" w:hAnsi="Times New Roman" w:cs="Times New Roman"/>
+              </w:rPr>
+            </w:pPr>
+            <w:r>
+              <w:rPr>
+                <w:rFonts w:ascii="Times New Roman" w:hAnsi="Times New Roman" w:cs="Times New Roman"/>
+              </w:rPr>
+              <w:t>about.html</w:t>
+            </w:r>
+          </w:p>
+          <w:p>
+            <w:pPr>
+              <w:pStyle w:val="ListParagraph"/>
+              <w:numPr>
+                <w:ilvl w:val="0"/>
+                <w:numId w:val="2"/>
+              </w:numPr>
+              <w:rPr>
+                <w:rFonts w:ascii="Times New Roman" w:hAnsi="Times New Roman" w:cs="Times New Roman"/>
+              </w:rPr>
+            </w:pPr>
+            <w:r>
+              <w:rPr>
+                <w:rFonts w:ascii="Times New Roman" w:hAnsi="Times New Roman" w:cs="Times New Roman"/>
+              </w:rPr>
+              <w:t>contact.html</w:t>
+            </w:r>
+          </w:p>
+          <w:p>
+            <w:pPr>
+              <w:pStyle w:val="ListParagraph"/>
+              <w:numPr>
+                <w:ilvl w:val="0"/>
+                <w:numId w:val="2"/>
+              </w:numPr>
+              <w:rPr>
+                <w:rFonts w:ascii="Times New Roman" w:hAnsi="Times New Roman" w:cs="Times New Roman"/>
+              </w:rPr>
+            </w:pPr>
+            <w:r>
+              <w:rPr>
+                <w:rFonts w:ascii="Times New Roman" w:hAnsi="Times New Roman" w:cs="Times New Roman"/>
+              </w:rPr>
+              <w:t>index.html</w:t>
+            </w:r>
+          </w:p>
+          <w:p>
+            <w:pPr>
+              <w:pStyle w:val="ListParagraph"/>
+              <w:numPr>
+                <w:ilvl w:val="0"/>
+                <w:numId w:val="2"/>
+              </w:numPr>
+              <w:rPr>
+                <w:rFonts w:ascii="Times New Roman" w:hAnsi="Times New Roman" w:cs="Times New Roman"/>
+              </w:rPr>
+            </w:pPr>
+            <w:r>
+              <w:rPr>
+                <w:rFonts w:ascii="Times New Roman" w:hAnsi="Times New Roman" w:cs="Times New Roman"/>
+              </w:rPr>
+              <w:t>project.html</w:t>
+            </w:r>
+          </w:p>
+          <w:p>
+            <w:pPr>
+              <w:pStyle w:val="ListParagraph"/>
+              <w:numPr>
+                <w:ilvl w:val="0"/>
+                <w:numId w:val="2"/>
+              </w:numPr>
+              <w:rPr>
+                <w:rFonts w:ascii="Times New Roman" w:hAnsi="Times New Roman" w:cs="Times New Roman"/>
+              </w:rPr>
+            </w:pPr>
+            <w:r>
+              <w:rPr>
+                <w:rFonts w:ascii="Times New Roman" w:hAnsi="Times New Roman" w:cs="Times New Roman"/>
+              </w:rPr>
+              <w:t>resume.html</w:t>
+            </w:r>
+          </w:p>
+          <w:p>
+            <w:pPr>
+              <w:pStyle w:val="ListParagraph"/>
+              <w:numPr>
+                <w:ilvl w:val="0"/>
+                <w:numId w:val="2"/>
+              </w:numPr>
+              <w:rPr>
+                <w:rFonts w:ascii="Times New Roman" w:hAnsi="Times New Roman" w:cs="Times New Roman"/>
+              </w:rPr>
+            </w:pPr>
+            <w:r>
+              <w:rPr>
+                <w:rFonts w:ascii="Times New Roman" w:hAnsi="Times New Roman" w:cs="Times New Roman"/>
+              </w:rPr>
+              <w:t>s</w:t>
+            </w:r>
+            <w:r>
+              <w:rPr>
+                <w:rFonts w:ascii="Times New Roman" w:hAnsi="Times New Roman" w:cs="Times New Roman"/>
+              </w:rPr>
+              <w:t>kills.html</w:t>
+            </w:r>
+          </w:p>
+        </w:tc>
+      </w:tr>
+      <w:tr>
+        <w:tc>
+          <w:tcPr>
+            <w:tcW w:w="9350" w:type="dxa"/>
+            <w:shd w:val="clear" w:color="auto" w:fill="A5C9EB" w:themeFill="text2" w:themeFillTint="40"/>
+          </w:tcPr>
+          <w:p>
+            <w:pPr>
+              <w:rPr>
+                <w:rFonts w:ascii="Times New Roman" w:hAnsi="Times New Roman" w:cs="Times New Roman"/>
+              </w:rPr>
+            </w:pPr>
+          </w:p>
+        </w:tc>
+      </w:tr>
+    </w:tbl>
+    <w:p>
+      <w:pPr>
+        <w:spacing w:line="240" w:lineRule="auto"/>
+        <w:ind w:firstLine="720"/>
+        <w:rPr>
+          <w:rFonts w:ascii="Times New Roman" w:hAnsi="Times New Roman" w:cs="Times New Roman"/>
+        </w:rPr>
+      </w:pPr>
+    </w:p>
+    <w:p>
+      <w:pPr>
+        <w:spacing w:line="240" w:lineRule="auto"/>
+        <w:rPr>
+          <w:rFonts w:ascii="Times New Roman" w:hAnsi="Times New Roman" w:cs="Times New Roman"/>
+        </w:rPr>
+      </w:pPr>
     </w:p>
     <w:sectPr>
       <w:pgSz w:w="12240" w:h="15840"/>
@@ -291,6 +769,279 @@
     </w:sectPr>
   </w:body>
 </w:document>
+</file>
+
+<file path=word/numbering.xml><?xml version="1.0" encoding="utf-8"?>
+<w:numbering xmlns:wpc="http://schemas.microsoft.com/office/word/2010/wordprocessingCanvas" xmlns:cx="http://schemas.microsoft.com/office/drawing/2014/chartex" xmlns:cx1="http://schemas.microsoft.com/office/drawing/2015/9/8/chartex" xmlns:cx2="http://schemas.microsoft.com/office/drawing/2015/10/21/chartex" xmlns:cx3="http://schemas.microsoft.com/office/drawing/2016/5/9/chartex" xmlns:cx4="http://schemas.microsoft.com/office/drawing/2016/5/10/chartex" xmlns:cx5="http://schemas.microsoft.com/office/drawing/2016/5/11/chartex" xmlns:cx6="http://schemas.microsoft.com/office/drawing/2016/5/12/chartex" xmlns:cx7="http://schemas.microsoft.com/office/drawing/2016/5/13/chartex" xmlns:cx8="http://schemas.microsoft.com/office/drawing/2016/5/14/chartex" xmlns:mc="http://schemas.openxmlformats.org/markup-compatibility/2006" xmlns:aink="http://schemas.microsoft.com/office/drawing/2016/ink" xmlns:am3d="http://schemas.microsoft.com/office/drawing/2017/model3d" xmlns:o="urn:schemas-microsoft-com:office:office" xmlns:oel="http://schemas.microsoft.com/office/2019/extlst" xmlns:r="http://schemas.openxmlformats.org/officeDocument/2006/relationships" xmlns:m="http://schemas.openxmlformats.org/officeDocument/2006/math" xmlns:v="urn:schemas-microsoft-com:vml" xmlns:wp14="http://schemas.microsoft.com/office/word/2010/wordprocessingDrawing" xmlns:wp="http://schemas.openxmlformats.org/drawingml/2006/wordprocessingDrawing" xmlns:w10="urn:schemas-microsoft-com:office:word" xmlns:w="http://schemas.openxmlformats.org/wordprocessingml/2006/main" xmlns:w14="http://schemas.microsoft.com/office/word/2010/wordml" xmlns:w15="http://schemas.microsoft.com/office/word/2012/wordml" xmlns:w16cex="http://schemas.microsoft.com/office/word/2018/wordml/cex" xmlns:w16cid="http://schemas.microsoft.com/office/word/2016/wordml/cid" xmlns:w16="http://schemas.microsoft.com/office/word/2018/wordml" xmlns:w16du="http://schemas.microsoft.com/office/word/2023/wordml/word16du" xmlns:w16sdtdh="http://schemas.microsoft.com/office/word/2020/wordml/sdtdatahash" xmlns:w16sdtfl="http://schemas.microsoft.com/office/word/2024/wordml/sdtformatlock" xmlns:w16se="http://schemas.microsoft.com/office/word/2015/wordml/symex" xmlns:wpg="http://schemas.microsoft.com/office/word/2010/wordprocessingGroup" xmlns:wpi="http://schemas.microsoft.com/office/word/2010/wordprocessingInk" xmlns:wne="http://schemas.microsoft.com/office/word/2006/wordml" xmlns:wps="http://schemas.microsoft.com/office/word/2010/wordprocessingShape" mc:Ignorable="w14 w15 w16se w16cid w16 w16cex w16sdtdh w16sdtfl w16du wp14">
+  <w:abstractNum w:abstractNumId="0" w15:restartNumberingAfterBreak="0">
+    <w:nsid w:val="50A106B9"/>
+    <w:multiLevelType w:val="hybridMultilevel"/>
+    <w:tmpl w:val="1BE8FBC0"/>
+    <w:lvl w:ilvl="0" w:tplc="04090001">
+      <w:start w:val="1"/>
+      <w:numFmt w:val="bullet"/>
+      <w:lvlText w:val=""/>
+      <w:lvlJc w:val="left"/>
+      <w:pPr>
+        <w:ind w:left="720" w:hanging="360"/>
+      </w:pPr>
+      <w:rPr>
+        <w:rFonts w:ascii="Symbol" w:hAnsi="Symbol" w:hint="default"/>
+      </w:rPr>
+    </w:lvl>
+    <w:lvl w:ilvl="1" w:tplc="04090003">
+      <w:start w:val="1"/>
+      <w:numFmt w:val="bullet"/>
+      <w:lvlText w:val="o"/>
+      <w:lvlJc w:val="left"/>
+      <w:pPr>
+        <w:ind w:left="1440" w:hanging="360"/>
+      </w:pPr>
+      <w:rPr>
+        <w:rFonts w:ascii="Courier New" w:hAnsi="Courier New" w:cs="Courier New" w:hint="default"/>
+      </w:rPr>
+    </w:lvl>
+    <w:lvl w:ilvl="2" w:tplc="04090005">
+      <w:start w:val="1"/>
+      <w:numFmt w:val="bullet"/>
+      <w:lvlText w:val=""/>
+      <w:lvlJc w:val="left"/>
+      <w:pPr>
+        <w:ind w:left="2160" w:hanging="360"/>
+      </w:pPr>
+      <w:rPr>
+        <w:rFonts w:ascii="Wingdings" w:hAnsi="Wingdings" w:hint="default"/>
+      </w:rPr>
+    </w:lvl>
+    <w:lvl w:ilvl="3" w:tplc="04090001">
+      <w:start w:val="1"/>
+      <w:numFmt w:val="bullet"/>
+      <w:lvlText w:val=""/>
+      <w:lvlJc w:val="left"/>
+      <w:pPr>
+        <w:ind w:left="2880" w:hanging="360"/>
+      </w:pPr>
+      <w:rPr>
+        <w:rFonts w:ascii="Symbol" w:hAnsi="Symbol" w:hint="default"/>
+      </w:rPr>
+    </w:lvl>
+    <w:lvl w:ilvl="4" w:tplc="04090003" w:tentative="1">
+      <w:start w:val="1"/>
+      <w:numFmt w:val="bullet"/>
+      <w:lvlText w:val="o"/>
+      <w:lvlJc w:val="left"/>
+      <w:pPr>
+        <w:ind w:left="3600" w:hanging="360"/>
+      </w:pPr>
+      <w:rPr>
+        <w:rFonts w:ascii="Courier New" w:hAnsi="Courier New" w:cs="Courier New" w:hint="default"/>
+      </w:rPr>
+    </w:lvl>
+    <w:lvl w:ilvl="5" w:tplc="04090005" w:tentative="1">
+      <w:start w:val="1"/>
+      <w:numFmt w:val="bullet"/>
+      <w:lvlText w:val=""/>
+      <w:lvlJc w:val="left"/>
+      <w:pPr>
+        <w:ind w:left="4320" w:hanging="360"/>
+      </w:pPr>
+      <w:rPr>
+        <w:rFonts w:ascii="Wingdings" w:hAnsi="Wingdings" w:hint="default"/>
+      </w:rPr>
+    </w:lvl>
+    <w:lvl w:ilvl="6" w:tplc="04090001" w:tentative="1">
+      <w:start w:val="1"/>
+      <w:numFmt w:val="bullet"/>
+      <w:lvlText w:val=""/>
+      <w:lvlJc w:val="left"/>
+      <w:pPr>
+        <w:ind w:left="5040" w:hanging="360"/>
+      </w:pPr>
+      <w:rPr>
+        <w:rFonts w:ascii="Symbol" w:hAnsi="Symbol" w:hint="default"/>
+      </w:rPr>
+    </w:lvl>
+    <w:lvl w:ilvl="7" w:tplc="04090003" w:tentative="1">
+      <w:start w:val="1"/>
+      <w:numFmt w:val="bullet"/>
+      <w:lvlText w:val="o"/>
+      <w:lvlJc w:val="left"/>
+      <w:pPr>
+        <w:ind w:left="5760" w:hanging="360"/>
+      </w:pPr>
+      <w:rPr>
+        <w:rFonts w:ascii="Courier New" w:hAnsi="Courier New" w:cs="Courier New" w:hint="default"/>
+      </w:rPr>
+    </w:lvl>
+    <w:lvl w:ilvl="8" w:tplc="04090005" w:tentative="1">
+      <w:start w:val="1"/>
+      <w:numFmt w:val="bullet"/>
+      <w:lvlText w:val=""/>
+      <w:lvlJc w:val="left"/>
+      <w:pPr>
+        <w:ind w:left="6480" w:hanging="360"/>
+      </w:pPr>
+      <w:rPr>
+        <w:rFonts w:ascii="Wingdings" w:hAnsi="Wingdings" w:hint="default"/>
+      </w:rPr>
+    </w:lvl>
+  </w:abstractNum>
+  <w:abstractNum w:abstractNumId="1" w15:restartNumberingAfterBreak="0">
+    <w:nsid w:val="57AD5A0D"/>
+    <w:multiLevelType w:val="multilevel"/>
+    <w:tmpl w:val="E8F6A18E"/>
+    <w:lvl w:ilvl="0">
+      <w:start w:val="1"/>
+      <w:numFmt w:val="bullet"/>
+      <w:lvlText w:val=""/>
+      <w:lvlJc w:val="left"/>
+      <w:pPr>
+        <w:tabs>
+          <w:tab w:val="num" w:pos="720"/>
+        </w:tabs>
+        <w:ind w:left="720" w:hanging="360"/>
+      </w:pPr>
+      <w:rPr>
+        <w:rFonts w:ascii="Symbol" w:hAnsi="Symbol" w:hint="default"/>
+        <w:sz w:val="20"/>
+      </w:rPr>
+    </w:lvl>
+    <w:lvl w:ilvl="1">
+      <w:start w:val="1"/>
+      <w:numFmt w:val="bullet"/>
+      <w:lvlText w:val="o"/>
+      <w:lvlJc w:val="left"/>
+      <w:pPr>
+        <w:tabs>
+          <w:tab w:val="num" w:pos="1440"/>
+        </w:tabs>
+        <w:ind w:left="1440" w:hanging="360"/>
+      </w:pPr>
+      <w:rPr>
+        <w:rFonts w:ascii="Courier New" w:hAnsi="Courier New" w:hint="default"/>
+        <w:sz w:val="20"/>
+      </w:rPr>
+    </w:lvl>
+    <w:lvl w:ilvl="2" w:tentative="1">
+      <w:start w:val="1"/>
+      <w:numFmt w:val="bullet"/>
+      <w:lvlText w:val=""/>
+      <w:lvlJc w:val="left"/>
+      <w:pPr>
+        <w:tabs>
+          <w:tab w:val="num" w:pos="2160"/>
+        </w:tabs>
+        <w:ind w:left="2160" w:hanging="360"/>
+      </w:pPr>
+      <w:rPr>
+        <w:rFonts w:ascii="Wingdings" w:hAnsi="Wingdings" w:hint="default"/>
+        <w:sz w:val="20"/>
+      </w:rPr>
+    </w:lvl>
+    <w:lvl w:ilvl="3" w:tentative="1">
+      <w:start w:val="1"/>
+      <w:numFmt w:val="bullet"/>
+      <w:lvlText w:val=""/>
+      <w:lvlJc w:val="left"/>
+      <w:pPr>
+        <w:tabs>
+          <w:tab w:val="num" w:pos="2880"/>
+        </w:tabs>
+        <w:ind w:left="2880" w:hanging="360"/>
+      </w:pPr>
+      <w:rPr>
+        <w:rFonts w:ascii="Wingdings" w:hAnsi="Wingdings" w:hint="default"/>
+        <w:sz w:val="20"/>
+      </w:rPr>
+    </w:lvl>
+    <w:lvl w:ilvl="4" w:tentative="1">
+      <w:start w:val="1"/>
+      <w:numFmt w:val="bullet"/>
+      <w:lvlText w:val=""/>
+      <w:lvlJc w:val="left"/>
+      <w:pPr>
+        <w:tabs>
+          <w:tab w:val="num" w:pos="3600"/>
+        </w:tabs>
+        <w:ind w:left="3600" w:hanging="360"/>
+      </w:pPr>
+      <w:rPr>
+        <w:rFonts w:ascii="Wingdings" w:hAnsi="Wingdings" w:hint="default"/>
+        <w:sz w:val="20"/>
+      </w:rPr>
+    </w:lvl>
+    <w:lvl w:ilvl="5" w:tentative="1">
+      <w:start w:val="1"/>
+      <w:numFmt w:val="bullet"/>
+      <w:lvlText w:val=""/>
+      <w:lvlJc w:val="left"/>
+      <w:pPr>
+        <w:tabs>
+          <w:tab w:val="num" w:pos="4320"/>
+        </w:tabs>
+        <w:ind w:left="4320" w:hanging="360"/>
+      </w:pPr>
+      <w:rPr>
+        <w:rFonts w:ascii="Wingdings" w:hAnsi="Wingdings" w:hint="default"/>
+        <w:sz w:val="20"/>
+      </w:rPr>
+    </w:lvl>
+    <w:lvl w:ilvl="6" w:tentative="1">
+      <w:start w:val="1"/>
+      <w:numFmt w:val="bullet"/>
+      <w:lvlText w:val=""/>
+      <w:lvlJc w:val="left"/>
+      <w:pPr>
+        <w:tabs>
+          <w:tab w:val="num" w:pos="5040"/>
+        </w:tabs>
+        <w:ind w:left="5040" w:hanging="360"/>
+      </w:pPr>
+      <w:rPr>
+        <w:rFonts w:ascii="Wingdings" w:hAnsi="Wingdings" w:hint="default"/>
+        <w:sz w:val="20"/>
+      </w:rPr>
+    </w:lvl>
+    <w:lvl w:ilvl="7" w:tentative="1">
+      <w:start w:val="1"/>
+      <w:numFmt w:val="bullet"/>
+      <w:lvlText w:val=""/>
+      <w:lvlJc w:val="left"/>
+      <w:pPr>
+        <w:tabs>
+          <w:tab w:val="num" w:pos="5760"/>
+        </w:tabs>
+        <w:ind w:left="5760" w:hanging="360"/>
+      </w:pPr>
+      <w:rPr>
+        <w:rFonts w:ascii="Wingdings" w:hAnsi="Wingdings" w:hint="default"/>
+        <w:sz w:val="20"/>
+      </w:rPr>
+    </w:lvl>
+    <w:lvl w:ilvl="8" w:tentative="1">
+      <w:start w:val="1"/>
+      <w:numFmt w:val="bullet"/>
+      <w:lvlText w:val=""/>
+      <w:lvlJc w:val="left"/>
+      <w:pPr>
+        <w:tabs>
+          <w:tab w:val="num" w:pos="6480"/>
+        </w:tabs>
+        <w:ind w:left="6480" w:hanging="360"/>
+      </w:pPr>
+      <w:rPr>
+        <w:rFonts w:ascii="Wingdings" w:hAnsi="Wingdings" w:hint="default"/>
+        <w:sz w:val="20"/>
+      </w:rPr>
+    </w:lvl>
+  </w:abstractNum>
+  <w:num w:numId="1" w16cid:durableId="474377581">
+    <w:abstractNumId w:val="1"/>
+  </w:num>
+  <w:num w:numId="2" w16cid:durableId="871768327">
+    <w:abstractNumId w:val="0"/>
+  </w:num>
+</w:numbering>
 </file>
 
 <file path=word/styles.xml><?xml version="1.0" encoding="utf-8"?>
@@ -1209,6 +1960,25 @@
       <w:spacing w:val="5"/>
     </w:rPr>
   </w:style>
+  <w:style w:type="table" w:styleId="TableGrid">
+    <w:name w:val="Table Grid"/>
+    <w:basedOn w:val="TableNormal"/>
+    <w:uiPriority w:val="39"/>
+    <w:rsid w:val="009B6D0A"/>
+    <w:pPr>
+      <w:spacing w:after="0" w:line="240" w:lineRule="auto"/>
+    </w:pPr>
+    <w:tblPr>
+      <w:tblBorders>
+        <w:top w:val="single" w:sz="4" w:space="0" w:color="auto"/>
+        <w:left w:val="single" w:sz="4" w:space="0" w:color="auto"/>
+        <w:bottom w:val="single" w:sz="4" w:space="0" w:color="auto"/>
+        <w:right w:val="single" w:sz="4" w:space="0" w:color="auto"/>
+        <w:insideH w:val="single" w:sz="4" w:space="0" w:color="auto"/>
+        <w:insideV w:val="single" w:sz="4" w:space="0" w:color="auto"/>
+      </w:tblBorders>
+    </w:tblPr>
+  </w:style>
 </w:styles>
 </file>
 
